--- a/4-质量管理/运行记录类文件/040208-满意度调查报告.docx
+++ b/4-质量管理/运行记录类文件/040208-满意度调查报告.docx
@@ -124,8 +124,8 @@
           <w:lang w:eastAsia="zh-CN"/>
         </w:rPr>
       </w:pPr>
-      <w:bookmarkStart w:id="0" w:name="_Toc4669"/>
-      <w:bookmarkStart w:id="1" w:name="_Toc4193"/>
+      <w:bookmarkStart w:id="0" w:name="_Toc4193"/>
+      <w:bookmarkStart w:id="1" w:name="_Toc4669"/>
       <w:r>
         <w:rPr>
           <w:lang w:eastAsia="zh-CN"/>
@@ -1534,6 +1534,16 @@
           <w:docPartUnique/>
         </w:docPartObj>
       </w:sdtPr>
+      <w:sdtEndPr>
+        <w:rPr>
+          <w:rFonts w:ascii="宋体" w:hAnsi="宋体" w:eastAsia="宋体" w:cs="Arial"/>
+          <w:snapToGrid w:val="0"/>
+          <w:color w:val="000000"/>
+          <w:sz w:val="21"/>
+          <w:szCs w:val="21"/>
+          <w:lang w:val="en-US" w:eastAsia="en-US" w:bidi="ar-SA"/>
+        </w:rPr>
+      </w:sdtEndPr>
       <w:sdtContent>
         <w:p>
           <w:pPr>
@@ -4214,7 +4224,6 @@
         </w:tc>
       </w:tr>
     </w:tbl>
-    <w:p/>
     <w:p>
       <w:pPr>
         <w:pStyle w:val="29"/>
@@ -4560,7 +4569,20 @@
               <w:ind w:left="113" w:right="113"/>
             </w:pPr>
             <w:r>
-              <w:t>解决问题回复及时率</w:t>
+              <w:t>问题</w:t>
+            </w:r>
+          </w:p>
+          <w:p>
+            <w:pPr>
+              <w:ind w:left="113" w:right="113"/>
+            </w:pPr>
+            <w:r>
+              <w:t>解决</w:t>
+            </w:r>
+            <w:bookmarkStart w:id="12" w:name="_GoBack"/>
+            <w:bookmarkEnd w:id="12"/>
+            <w:r>
+              <w:t>回复及时率</w:t>
             </w:r>
           </w:p>
         </w:tc>
@@ -5768,8 +5790,6 @@
               </w:rPr>
               <w:t>平均分</w:t>
             </w:r>
-            <w:bookmarkStart w:id="12" w:name="_GoBack"/>
-            <w:bookmarkEnd w:id="12"/>
           </w:p>
         </w:tc>
         <w:tc>
@@ -6035,6 +6055,30 @@
           <w:spacing w:val="-2"/>
         </w:rPr>
         <w:t>到公司制定的客户满意度≥95.5分的目标值。</w:t>
+      </w:r>
+    </w:p>
+    <w:p>
+      <w:pPr>
+        <w:pStyle w:val="30"/>
+        <w:bidi w:val="0"/>
+        <w:rPr>
+          <w:rFonts w:hint="default" w:eastAsia="宋体"/>
+          <w:lang w:val="en-US" w:eastAsia="zh-CN"/>
+        </w:rPr>
+      </w:pPr>
+      <w:r>
+        <w:rPr>
+          <w:rFonts w:hint="eastAsia"/>
+          <w:lang w:val="en-US" w:eastAsia="zh-CN"/>
+        </w:rPr>
+        <w:t>项目</w:t>
+      </w:r>
+      <w:r>
+        <w:rPr>
+          <w:rFonts w:hint="default" w:eastAsia="宋体"/>
+          <w:lang w:val="en-US" w:eastAsia="zh-CN"/>
+        </w:rPr>
+        <w:t>运维服务期间，我司严格按照SLA标准执行服务交付，所有服务请求均得到及时响应与有效解决，未发生任何客户投诉事件，客户满意度持续保持优良水平。</w:t>
       </w:r>
     </w:p>
     <w:p>

--- a/4-质量管理/运行记录类文件/040208-满意度调查报告.docx
+++ b/4-质量管理/运行记录类文件/040208-满意度调查报告.docx
@@ -382,9 +382,19 @@
             <w:r>
               <w:rPr>
                 <w:rFonts w:hint="eastAsia"/>
-                <w:lang w:eastAsia="zh-CN"/>
-              </w:rPr>
-              <w:t>编制时间</w:t>
+                <w:vertAlign w:val="baseline"/>
+                <w:lang w:val="en-US" w:eastAsia="zh-CN"/>
+              </w:rPr>
+              <w:t>审核</w:t>
+            </w:r>
+            <w:bookmarkStart w:id="12" w:name="_GoBack"/>
+            <w:bookmarkEnd w:id="12"/>
+            <w:r>
+              <w:rPr>
+                <w:rFonts w:hint="eastAsia"/>
+                <w:lang w:eastAsia="zh-CN"/>
+              </w:rPr>
+              <w:t>时间</w:t>
             </w:r>
             <w:r>
               <w:rPr>
@@ -4454,14 +4464,6 @@
       </w:tr>
       <w:tr>
         <w:tblPrEx>
-          <w:tblBorders>
-            <w:top w:val="single" w:color="000000" w:sz="2" w:space="0"/>
-            <w:left w:val="single" w:color="000000" w:sz="2" w:space="0"/>
-            <w:bottom w:val="single" w:color="000000" w:sz="2" w:space="0"/>
-            <w:right w:val="single" w:color="000000" w:sz="2" w:space="0"/>
-            <w:insideH w:val="single" w:color="000000" w:sz="2" w:space="0"/>
-            <w:insideV w:val="single" w:color="000000" w:sz="2" w:space="0"/>
-          </w:tblBorders>
           <w:tblCellMar>
             <w:top w:w="0" w:type="dxa"/>
             <w:left w:w="0" w:type="dxa"/>
@@ -4577,12 +4579,7 @@
               <w:ind w:left="113" w:right="113"/>
             </w:pPr>
             <w:r>
-              <w:t>解决</w:t>
-            </w:r>
-            <w:bookmarkStart w:id="12" w:name="_GoBack"/>
-            <w:bookmarkEnd w:id="12"/>
-            <w:r>
-              <w:t>回复及时率</w:t>
+              <w:t>解决回复及时率</w:t>
             </w:r>
           </w:p>
         </w:tc>
@@ -4848,14 +4845,6 @@
       </w:tr>
       <w:tr>
         <w:tblPrEx>
-          <w:tblBorders>
-            <w:top w:val="single" w:color="000000" w:sz="2" w:space="0"/>
-            <w:left w:val="single" w:color="000000" w:sz="2" w:space="0"/>
-            <w:bottom w:val="single" w:color="000000" w:sz="2" w:space="0"/>
-            <w:right w:val="single" w:color="000000" w:sz="2" w:space="0"/>
-            <w:insideH w:val="single" w:color="000000" w:sz="2" w:space="0"/>
-            <w:insideV w:val="single" w:color="000000" w:sz="2" w:space="0"/>
-          </w:tblBorders>
           <w:tblCellMar>
             <w:top w:w="0" w:type="dxa"/>
             <w:left w:w="0" w:type="dxa"/>
@@ -5194,14 +5183,6 @@
       </w:tr>
       <w:tr>
         <w:tblPrEx>
-          <w:tblBorders>
-            <w:top w:val="single" w:color="000000" w:sz="2" w:space="0"/>
-            <w:left w:val="single" w:color="000000" w:sz="2" w:space="0"/>
-            <w:bottom w:val="single" w:color="000000" w:sz="2" w:space="0"/>
-            <w:right w:val="single" w:color="000000" w:sz="2" w:space="0"/>
-            <w:insideH w:val="single" w:color="000000" w:sz="2" w:space="0"/>
-            <w:insideV w:val="single" w:color="000000" w:sz="2" w:space="0"/>
-          </w:tblBorders>
           <w:tblCellMar>
             <w:top w:w="0" w:type="dxa"/>
             <w:left w:w="0" w:type="dxa"/>
